--- a/WF7_Governance_BRD.docx
+++ b/WF7_Governance_BRD.docx
@@ -3424,7 +3424,7 @@
           <w:sz w:val="22"/>
           <w:szCs w:val="22"/>
         </w:rPr>
-        <w:t xml:space="preserve">Run Log — operational view of agent executions, scheduler triggers, ingestion jobs, and monitoring run outcomes</w:t>
+        <w:t>Run Log — operational view of agent executions, scheduler triggers, ingestion jobs, and monitoring run outcomes (consolidated into Data Log &amp; Reports in wireframe v1.0)</w:t>
       </w:r>
     </w:p>
     <w:p>
@@ -3462,7 +3462,7 @@
           <w:sz w:val="22"/>
           <w:szCs w:val="22"/>
         </w:rPr>
-        <w:t xml:space="preserve">Notification Log — delivery status tracking for all platform email and in-platform notifications, with privacy masking for sensitive events</w:t>
+        <w:t>Notification Log — delivery status tracking for all platform email and in-platform notifications, with privacy masking for sensitive events (consolidated into Data Log &amp; Reports in wireframe v1.0)</w:t>
       </w:r>
     </w:p>
     <w:p>
@@ -3481,7 +3481,7 @@
           <w:sz w:val="22"/>
           <w:szCs w:val="22"/>
         </w:rPr>
-        <w:t xml:space="preserve">Data Retention — Platform Admin-restricted configuration of retention windows for all data categories, hard-delete eligibility queue, and purge execution with full audit coverage</w:t>
+        <w:t>Data Retention — Platform Admin-restricted configuration of retention windows for all data categories, hard-delete eligibility queue, and purge execution with full audit coverage (consolidated into Data Log &amp; Reports in wireframe v1.0)</w:t>
       </w:r>
     </w:p>
     <w:p>
@@ -3500,7 +3500,7 @@
           <w:sz w:val="22"/>
           <w:szCs w:val="22"/>
         </w:rPr>
-        <w:t xml:space="preserve">Agent Run Monitor — per-agent, per-model run status table with failure reason detail and homepage alert badge integration</w:t>
+        <w:t>Agent Run Monitor — per-agent, per-model run status table with failure reason detail and homepage alert badge integration (consolidated into Data Log &amp; Reports in wireframe v1.0)</w:t>
       </w:r>
     </w:p>
     <w:p>
@@ -3519,7 +3519,7 @@
           <w:sz w:val="22"/>
           <w:szCs w:val="22"/>
         </w:rPr>
-        <w:t xml:space="preserve">Reports — pre-built compliance and audit report templates executable and exportable by Admin</w:t>
+        <w:t>Reports — pre-built compliance and audit report templates executable and exportable by Admin (available within Data Log &amp; Reports — Screen 4 in wireframe v1.0)</w:t>
       </w:r>
     </w:p>
     <w:p>
@@ -5734,7 +5734,7 @@
           <w:sz w:val="22"/>
           <w:szCs w:val="22"/>
         </w:rPr>
-        <w:t xml:space="preserve">Screen 3: Run Log (agent and scheduler execution table with filters)</w:t>
+        <w:t>Screen 3: Request History — consolidated historical record of all access, model, data deletion, and provisioning requests across the platform lifecycle (search, filter, export)</w:t>
       </w:r>
     </w:p>
     <w:p>
@@ -5753,7 +5753,7 @@
           <w:sz w:val="22"/>
           <w:szCs w:val="22"/>
         </w:rPr>
-        <w:t xml:space="preserve">Screen 4: Request History (consolidated request and approval history table)</w:t>
+        <w:t>Screen 4: Data Log &amp; Reports — unified log of all repository component versions, storage locations, source, and status; includes pre-built compliance and audit report templates (consolidates Run Log, Notification Log, Data Retention, and Agent Run Monitor)</w:t>
       </w:r>
     </w:p>
     <w:p>
@@ -5772,7 +5772,7 @@
           <w:sz w:val="22"/>
           <w:szCs w:val="22"/>
         </w:rPr>
-        <w:t xml:space="preserve">Screen 5: Notification Log (notification delivery status table with privacy masking)</w:t>
+        <w:t>Screen 5: Reports — pre-built report templates; consolidated within Screen 4 (Data Log &amp; Reports) in wireframe v1.0</w:t>
       </w:r>
     </w:p>
     <w:p>
@@ -5791,7 +5791,7 @@
           <w:sz w:val="22"/>
           <w:szCs w:val="22"/>
         </w:rPr>
-        <w:t xml:space="preserve">Screen 6: Data Retention (retention policy config + hard-delete eligibility queue + purge execution)</w:t>
+        <w:t>Screen 6: Data Retention (requirements defined in Section 4.6; functionality consolidated into Screen 4 in wireframe v1.0)</w:t>
       </w:r>
     </w:p>
     <w:p>
@@ -5810,7 +5810,7 @@
           <w:sz w:val="22"/>
           <w:szCs w:val="22"/>
         </w:rPr>
-        <w:t xml:space="preserve">Screen 7: Agent Run Monitor (per-agent per-model run status table)</w:t>
+        <w:t>Screen 7: Agent Run Monitor (requirements defined in Section 4.7; functionality consolidated into Screen 4 in wireframe v1.0)</w:t>
       </w:r>
     </w:p>
     <w:p>
@@ -5829,7 +5829,7 @@
           <w:sz w:val="22"/>
           <w:szCs w:val="22"/>
         </w:rPr>
-        <w:t xml:space="preserve">Screen 8: Reports (report template list, parameter selection, run and export)</w:t>
+        <w:t>Screen 8: Reports (requirements defined in Section 4.8; moved to Screen 5 / consolidated into Screen 4 in wireframe v1.0)</w:t>
       </w:r>
     </w:p>
     <w:p>

--- a/WF7_Governance_BRD.docx
+++ b/WF7_Governance_BRD.docx
@@ -96,7 +96,7 @@
           <w:sz w:val="20"/>
           <w:szCs w:val="20"/>
         </w:rPr>
-        <w:t xml:space="preserve">Audit Log  •  Run Log  •  Request History  •  Notification Log  •  Data Retention  •  Agent Run Monitor  •  Reports</w:t>
+        <w:t>Audit Log  •  Request History  •  Data Log &amp; Reports</w:t>
       </w:r>
     </w:p>
     <w:tbl>
@@ -460,7 +460,7 @@
                 <w:sz w:val="20"/>
                 <w:szCs w:val="20"/>
               </w:rPr>
-              <w:t xml:space="preserve">Governance Homepage • Audit Log • Run Log • Request History • Notification Log • Data Retention • Agent Run Monitor • Reports</w:t>
+              <w:t>Governance Homepage • Audit Log • Request History • Data Log &amp; Reports</w:t>
             </w:r>
           </w:p>
         </w:tc>
@@ -4917,7 +4917,7 @@
                 <w:sz w:val="20"/>
                 <w:szCs w:val="20"/>
               </w:rPr>
-              <w:t xml:space="preserve">Admin sees the seven sub-section tiles with live KPI summaries and a failed-agent-run alert badge on the Agent Run Monitor tile if any agent failures exist.</w:t>
+              <w:t>Admin sees the three sub-section tiles (Audit Log, Request History, Data Log &amp; Reports) with live KPI summaries.</w:t>
             </w:r>
           </w:p>
         </w:tc>
@@ -5091,7 +5091,7 @@
                 <w:sz w:val="20"/>
                 <w:szCs w:val="20"/>
               </w:rPr>
-              <w:t xml:space="preserve">Check Run Log</w:t>
+              <w:t>Review Request History</w:t>
             </w:r>
           </w:p>
         </w:tc>
@@ -5125,7 +5125,7 @@
                 <w:sz w:val="20"/>
                 <w:szCs w:val="20"/>
               </w:rPr>
-              <w:t xml:space="preserve">Admin reviews operational agent and scheduler run outcomes, filtering by agent type, model, status, or date range to diagnose execution issues.</w:t>
+              <w:t>Admin accesses the consolidated historical record of all platform requests — access provisioning, model assignments, data deletions — with full approval trail, status pills, and Audit Log drill-through.</w:t>
             </w:r>
           </w:p>
         </w:tc>
@@ -5195,7 +5195,7 @@
                 <w:sz w:val="20"/>
                 <w:szCs w:val="20"/>
               </w:rPr>
-              <w:t xml:space="preserve">Review Request History</w:t>
+              <w:t>Access Data Log &amp; Reports</w:t>
             </w:r>
           </w:p>
         </w:tc>
@@ -5229,7 +5229,7 @@
                 <w:sz w:val="20"/>
                 <w:szCs w:val="20"/>
               </w:rPr>
-              <w:t xml:space="preserve">Admin accesses the consolidated historical record of all platform requests — access provisioning, model assignments, data deletions — with full approval trail.</w:t>
+              <w:t>Admin accesses the unified Data Log &amp; Reports screen (Screen 4) to review Run Logs, Notification Logs, Agent Run Monitor status, and Data Retention queue; also generates compliance and audit reports from within this screen.</w:t>
             </w:r>
           </w:p>
         </w:tc>
@@ -5299,7 +5299,7 @@
                 <w:sz w:val="20"/>
                 <w:szCs w:val="20"/>
               </w:rPr>
-              <w:t xml:space="preserve">Monitor Notification Log</w:t>
+              <w:t>Generate Reports</w:t>
             </w:r>
           </w:p>
         </w:tc>
@@ -5333,7 +5333,7 @@
                 <w:sz w:val="20"/>
                 <w:szCs w:val="20"/>
               </w:rPr>
-              <w:t xml:space="preserve">Admin checks notification delivery status, identifies email failures, and uses failure records as the basis for manual follow-up.</w:t>
+              <w:t>Admin selects a pre-built compliance or audit report template within Data Log &amp; Reports (Screen 4), applies date range and scope filters, generates the report, and downloads to PDF or CSV.</w:t>
             </w:r>
           </w:p>
         </w:tc>
@@ -5437,7 +5437,7 @@
                 <w:sz w:val="20"/>
                 <w:szCs w:val="20"/>
               </w:rPr>
-              <w:t xml:space="preserve">Platform Admin reviews retention policy configuration, identifies models eligible for hard deletion, and executes purge operations with mandatory confirmation.</w:t>
+              <w:t>Platform Admin reviews retention policy configuration, identifies models eligible for hard deletion, and executes purge operations with mandatory confirmation. Accessible within Data Log &amp; Reports (Screen 4).</w:t>
             </w:r>
           </w:p>
         </w:tc>
@@ -5541,7 +5541,7 @@
                 <w:sz w:val="20"/>
                 <w:szCs w:val="20"/>
               </w:rPr>
-              <w:t xml:space="preserve">Admin reviews the Agent Run Monitor for failed or timed-out agent runs, drills into failure detail, and navigates to the affected model in inventory.</w:t>
+              <w:t>Admin reviews the Agent Run Monitor view within Data Log &amp; Reports (Screen 4) for failed or timed-out agent runs, drills into failure detail, and navigates to the affected model in inventory.</w:t>
             </w:r>
           </w:p>
         </w:tc>
@@ -5645,7 +5645,7 @@
                 <w:sz w:val="20"/>
                 <w:szCs w:val="20"/>
               </w:rPr>
-              <w:t xml:space="preserve">Admin selects and runs a pre-built compliance or audit report template, applies date range and scope filters, and exports the report to PDF or CSV.</w:t>
+              <w:t>Pre-built report templates are available within Data Log &amp; Reports (Screen 4). Admin selects a template, applies filters, generates and downloads the report to PDF or CSV.</w:t>
             </w:r>
           </w:p>
         </w:tc>
@@ -5906,7 +5906,7 @@
           <w:sz w:val="22"/>
           <w:szCs w:val="22"/>
         </w:rPr>
-        <w:t xml:space="preserve">The Governance Homepage is the entry point to the module. It presents seven sub-section tiles, each displaying a real-time summary KPI and a navigation link to the full sub-section. The Agent Run Monitor tile displays a live alert badge when one or more agent runs have a Failed or Timed Out status within the last 24 hours.</w:t>
+        <w:t>The Governance Homepage is the entry point to the module. It presents three sub-section tiles — Audit Log, Request History, and Data Log &amp; Reports — each displaying a real-time summary KPI and a navigation link to the full sub-section. The Agent Run Monitor tile displays a live alert badge when one or more agent runs have a Failed or Timed Out status within the last 24 hours.</w:t>
       </w:r>
     </w:p>
     <w:p>
@@ -6194,7 +6194,7 @@
                 <w:sz w:val="20"/>
                 <w:szCs w:val="20"/>
               </w:rPr>
-              <w:t xml:space="preserve">Run Log</w:t>
+              <w:t>Request History</w:t>
             </w:r>
           </w:p>
         </w:tc>
@@ -6228,7 +6228,7 @@
                 <w:sz w:val="20"/>
                 <w:szCs w:val="20"/>
               </w:rPr>
-              <w:t xml:space="preserve">Total agent runs today / Success rate (%)</w:t>
+              <w:t>Open requests pending (count) / Last actioned timestamp</w:t>
             </w:r>
           </w:p>
         </w:tc>
@@ -6298,7 +6298,7 @@
                 <w:sz w:val="20"/>
                 <w:szCs w:val="20"/>
               </w:rPr>
-              <w:t xml:space="preserve">Request History</w:t>
+              <w:t>Data Log &amp; Reports</w:t>
             </w:r>
           </w:p>
         </w:tc>
@@ -6332,7 +6332,7 @@
                 <w:sz w:val="20"/>
                 <w:szCs w:val="20"/>
               </w:rPr>
-              <w:t xml:space="preserve">Open requests pending (count) / Last actioned timestamp</w:t>
+              <w:t>Total log entries today / Last activity timestamp</w:t>
             </w:r>
           </w:p>
         </w:tc>
@@ -6402,7 +6402,7 @@
                 <w:sz w:val="20"/>
                 <w:szCs w:val="20"/>
               </w:rPr>
-              <w:t xml:space="preserve">Notification Log</w:t>
+              <w:t>(Run Log, Notification Log, Data Retention, Agent Run Monitor, and Reports sub-sections are incorporated within the Data Log &amp; Reports tile — requirements in Sections 4.3, 4.5, 4.6, 4.7, 4.8)</w:t>
             </w:r>
           </w:p>
         </w:tc>
@@ -6436,7 +6436,6 @@
                 <w:sz w:val="20"/>
                 <w:szCs w:val="20"/>
               </w:rPr>
-              <w:t xml:space="preserve">Delivery failures in last 24 hours (count)</w:t>
             </w:r>
           </w:p>
         </w:tc>
@@ -6470,7 +6469,6 @@
                 <w:sz w:val="20"/>
                 <w:szCs w:val="20"/>
               </w:rPr>
-              <w:t xml:space="preserve">None</w:t>
             </w:r>
           </w:p>
         </w:tc>
@@ -6506,7 +6504,6 @@
                 <w:sz w:val="20"/>
                 <w:szCs w:val="20"/>
               </w:rPr>
-              <w:t xml:space="preserve">Data Retention</w:t>
             </w:r>
           </w:p>
         </w:tc>
@@ -6540,7 +6537,6 @@
                 <w:sz w:val="20"/>
                 <w:szCs w:val="20"/>
               </w:rPr>
-              <w:t xml:space="preserve">Models eligible for purge (count) / Next purge review date</w:t>
             </w:r>
           </w:p>
         </w:tc>
@@ -6574,7 +6570,6 @@
                 <w:sz w:val="20"/>
                 <w:szCs w:val="20"/>
               </w:rPr>
-              <w:t xml:space="preserve">None</w:t>
             </w:r>
           </w:p>
         </w:tc>
@@ -6610,7 +6605,6 @@
                 <w:sz w:val="20"/>
                 <w:szCs w:val="20"/>
               </w:rPr>
-              <w:t xml:space="preserve">Agent Run Monitor</w:t>
             </w:r>
           </w:p>
         </w:tc>
@@ -6644,7 +6638,6 @@
                 <w:sz w:val="20"/>
                 <w:szCs w:val="20"/>
               </w:rPr>
-              <w:t xml:space="preserve">Failed / Timed Out runs in last 24 hours (count)</w:t>
             </w:r>
           </w:p>
         </w:tc>
@@ -6678,7 +6671,6 @@
                 <w:sz w:val="20"/>
                 <w:szCs w:val="20"/>
               </w:rPr>
-              <w:t xml:space="preserve">Red alert badge with count when failed/timed-out runs &gt; 0 in last 24 hours</w:t>
             </w:r>
           </w:p>
         </w:tc>
@@ -6714,7 +6706,6 @@
                 <w:sz w:val="20"/>
                 <w:szCs w:val="20"/>
               </w:rPr>
-              <w:t xml:space="preserve">Reports</w:t>
             </w:r>
           </w:p>
         </w:tc>
@@ -6748,7 +6739,6 @@
                 <w:sz w:val="20"/>
                 <w:szCs w:val="20"/>
               </w:rPr>
-              <w:t xml:space="preserve">Last report generated (timestamp) / Total reports this month</w:t>
             </w:r>
           </w:p>
         </w:tc>
@@ -6782,7 +6772,6 @@
                 <w:sz w:val="20"/>
                 <w:szCs w:val="20"/>
               </w:rPr>
-              <w:t xml:space="preserve">None</w:t>
             </w:r>
           </w:p>
         </w:tc>
@@ -7003,7 +6992,7 @@
                 <w:sz w:val="20"/>
                 <w:szCs w:val="20"/>
               </w:rPr>
-              <w:t xml:space="preserve">The Governance Homepage shall display seven sub-section tiles, each with the defined summary KPI and a 'View' action navigating to the full sub-section.</w:t>
+              <w:t>The Governance Homepage shall display three sub-section tiles — Audit Log, Request History, and Data Log &amp; Reports — each with the defined summary KPI and a 'View' action navigating to the full sub-section.</w:t>
             </w:r>
           </w:p>
         </w:tc>
@@ -7107,7 +7096,7 @@
                 <w:sz w:val="20"/>
                 <w:szCs w:val="20"/>
               </w:rPr>
-              <w:t xml:space="preserve">The Agent Run Monitor tile shall display a red alert badge showing the count of Failed and Timed Out agent runs within the last 24 hours. The badge shall disappear when no failures exist within the window.</w:t>
+              <w:t>The Data Log &amp; Reports tile shall display a red alert badge showing the count of Failed and Timed Out agent runs within the last 24 hours. The badge shall disappear when no failures exist within the window.</w:t>
             </w:r>
           </w:p>
         </w:tc>
@@ -26584,7 +26573,7 @@
           <w:sz w:val="22"/>
           <w:szCs w:val="22"/>
         </w:rPr>
-        <w:t xml:space="preserve">An interactive HTML wireframe covering all eight screens in this BRD has been delivered as a companion artefact (WF7_Governance.html). The wireframe illustrates:</w:t>
+        <w:t>An interactive HTML wireframe covering all five screens in this BRD has been delivered as a companion artefact (WF7_Governance_Wireframe.html). The wireframe illustrates:</w:t>
       </w:r>
     </w:p>
     <w:p>
@@ -26603,7 +26592,7 @@
           <w:sz w:val="22"/>
           <w:szCs w:val="22"/>
         </w:rPr>
-        <w:t xml:space="preserve">The Governance Homepage with seven sub-section tiles, live KPI summaries, and the red alert badge on the Agent Run Monitor tile</w:t>
+        <w:t>The Governance Homepage with three sub-section tiles (Audit Log, Request History, and Data Log &amp; Reports) and live KPI summaries</w:t>
       </w:r>
     </w:p>
     <w:p>
@@ -26641,7 +26630,7 @@
           <w:sz w:val="22"/>
           <w:szCs w:val="22"/>
         </w:rPr>
-        <w:t xml:space="preserve">The Run Log table with status highlighting for Failed and Timed Out entries and model navigation links</w:t>
+        <w:t>The Request History table with status pills, decision detail, drill-through links to corresponding Audit Log entries, and export controls</w:t>
       </w:r>
     </w:p>
     <w:p>
@@ -26660,7 +26649,7 @@
           <w:sz w:val="22"/>
           <w:szCs w:val="22"/>
         </w:rPr>
-        <w:t xml:space="preserve">The Request History table with drill-through links to corresponding Audit Log entries</w:t>
+        <w:t>The Data Log — a unified view incorporating Run Log, Notification Log, Agent Run Monitor, and Data Retention content, with pre-built compliance and audit report templates accessible within the same screen</w:t>
       </w:r>
     </w:p>
     <w:p>
@@ -26679,7 +26668,7 @@
           <w:sz w:val="22"/>
           <w:szCs w:val="22"/>
         </w:rPr>
-        <w:t xml:space="preserve">The Notification Log with privacy-masked sensitive event rows and delivery failure highlighting</w:t>
+        <w:t>The Reports template view, accessible within Data Log &amp; Reports, with template tile list, parameter panel, report generation progress indicator, and report run history table</w:t>
       </w:r>
     </w:p>
     <w:p>
@@ -26698,7 +26687,7 @@
           <w:sz w:val="22"/>
           <w:szCs w:val="22"/>
         </w:rPr>
-        <w:t xml:space="preserve">The Data Retention screen with the retention policy configuration panel (Platform Admin edit controls), Hard-Delete Eligibility Queue, purge confirmation modal (with Model ID type-to-confirm field), and purge history table</w:t>
+        <w:t>(Data Retention configuration is accessible within Data Log &amp; Reports — requirements in Section 4.6)</w:t>
       </w:r>
     </w:p>
     <w:p>
@@ -26717,7 +26706,7 @@
           <w:sz w:val="22"/>
           <w:szCs w:val="22"/>
         </w:rPr>
-        <w:t xml:space="preserve">The Agent Run Monitor with red-highlighted failure rows, expandable failure reason detail, and model navigation links</w:t>
+        <w:t>(Agent Run Monitor view is accessible within Data Log &amp; Reports — requirements in Section 4.7)</w:t>
       </w:r>
     </w:p>
     <w:p>
@@ -26736,7 +26725,7 @@
           <w:sz w:val="22"/>
           <w:szCs w:val="22"/>
         </w:rPr>
-        <w:t xml:space="preserve">The Reports screen with template tiles, parameter panel, and report run history table</w:t>
+        <w:t>(Report templates are available as a tab within Data Log &amp; Reports — requirements in Section 4.8)</w:t>
       </w:r>
     </w:p>
     <w:p>
@@ -26988,7 +26977,7 @@
                 <w:sz w:val="20"/>
                 <w:szCs w:val="20"/>
               </w:rPr>
-              <w:t xml:space="preserve">7 sub-section tiles, KPI summaries, Agent Run Monitor alert badge, Refresh button</w:t>
+              <w:t>3 sub-section tiles (Audit Log, Request History, Data Log &amp; Reports), KPI summaries, Refresh button</w:t>
             </w:r>
           </w:p>
         </w:tc>
@@ -27162,7 +27151,7 @@
                 <w:sz w:val="20"/>
                 <w:szCs w:val="20"/>
               </w:rPr>
-              <w:t xml:space="preserve">Run Log</w:t>
+              <w:t>Request History</w:t>
             </w:r>
           </w:p>
         </w:tc>
@@ -27196,7 +27185,7 @@
                 <w:sz w:val="20"/>
                 <w:szCs w:val="20"/>
               </w:rPr>
-              <w:t xml:space="preserve">Filter toolbar, table with run type/agent/model/status/trigger columns, row expansion for failure detail, model links</w:t>
+              <w:t>Filter toolbar, unified request table, status pills, decision detail, drill-through to Audit Log, export CSV/PDF</w:t>
             </w:r>
           </w:p>
         </w:tc>
@@ -27266,7 +27255,7 @@
                 <w:sz w:val="20"/>
                 <w:szCs w:val="20"/>
               </w:rPr>
-              <w:t xml:space="preserve">Request History</w:t>
+              <w:t>Data Log &amp; Reports</w:t>
             </w:r>
           </w:p>
         </w:tc>
@@ -27300,7 +27289,7 @@
                 <w:sz w:val="20"/>
                 <w:szCs w:val="20"/>
               </w:rPr>
-              <w:t xml:space="preserve">Filter toolbar, unified request table, status pills, decision detail, drill-through to Audit Log</w:t>
+              <w:t>Tabbed unified log view (Run Log, Notification Log, Agent Run Monitor, Data Retention); pre-built compliance and audit report templates; filter toolbar; export controls</w:t>
             </w:r>
           </w:p>
         </w:tc>
@@ -27370,7 +27359,7 @@
                 <w:sz w:val="20"/>
                 <w:szCs w:val="20"/>
               </w:rPr>
-              <w:t xml:space="preserve">Notification Log</w:t>
+              <w:t>Reports</w:t>
             </w:r>
           </w:p>
         </w:tc>
@@ -27404,7 +27393,7 @@
                 <w:sz w:val="20"/>
                 <w:szCs w:val="20"/>
               </w:rPr>
-              <w:t xml:space="preserve">Filter toolbar, delivery status highlighting, privacy-masked recipient column, export</w:t>
+              <w:t>Template tile list, parameter panel drawer, report generation progress, download link, report run history table; accessible within Data Log &amp; Reports (Screen 4)</w:t>
             </w:r>
           </w:p>
         </w:tc>
@@ -27474,7 +27463,7 @@
                 <w:sz w:val="20"/>
                 <w:szCs w:val="20"/>
               </w:rPr>
-              <w:t xml:space="preserve">Data Retention</w:t>
+              <w:t>(Data Retention — consolidated into Screen 4: Data Log &amp; Reports)</w:t>
             </w:r>
           </w:p>
         </w:tc>
@@ -27508,7 +27497,7 @@
                 <w:sz w:val="20"/>
                 <w:szCs w:val="20"/>
               </w:rPr>
-              <w:t xml:space="preserve">Retention policy panel (read-only for Admin / editable for Platform Admin), Hard-Delete Eligibility Queue table, Purge confirmation modal, Purge history table</w:t>
+              <w:t>See Section 4.6 for requirements</w:t>
             </w:r>
           </w:p>
         </w:tc>
@@ -27578,7 +27567,7 @@
                 <w:sz w:val="20"/>
                 <w:szCs w:val="20"/>
               </w:rPr>
-              <w:t xml:space="preserve">Agent Run Monitor</w:t>
+              <w:t>(Agent Run Monitor — consolidated into Screen 4: Data Log &amp; Reports)</w:t>
             </w:r>
           </w:p>
         </w:tc>
@@ -27612,7 +27601,7 @@
                 <w:sz w:val="20"/>
                 <w:szCs w:val="20"/>
               </w:rPr>
-              <w:t xml:space="preserve">Filter toolbar, agent run table with red failure highlighting, expandable failure detail, model navigation links</w:t>
+              <w:t>See Section 4.7 for requirements</w:t>
             </w:r>
           </w:p>
         </w:tc>
@@ -27682,7 +27671,7 @@
                 <w:sz w:val="20"/>
                 <w:szCs w:val="20"/>
               </w:rPr>
-              <w:t xml:space="preserve">Reports</w:t>
+              <w:t>(Reports — consolidated into Screens 4 and 5: Data Log &amp; Reports)</w:t>
             </w:r>
           </w:p>
         </w:tc>
@@ -27716,7 +27705,7 @@
                 <w:sz w:val="20"/>
                 <w:szCs w:val="20"/>
               </w:rPr>
-              <w:t xml:space="preserve">Template tile list, parameter panel drawer, report generation progress, download link, report run history table</w:t>
+              <w:t>See Section 4.8 for requirements</w:t>
             </w:r>
           </w:p>
         </w:tc>
